--- a/matriz-viral/entregables/Diagnostico-BIM-Master-Montaje-GHL.docx
+++ b/matriz-viral/entregables/Diagnostico-BIM-Master-Montaje-GHL.docx
@@ -616,6 +616,97 @@
           </w:p>
         </w:tc>
       </w:tr>
+      <w:tr>
+        <w:tc>
+          <w:tcPr>
+            <w:tcW w:type="dxa" w:w="2000"/>
+            <w:tcMar>
+              <w:top w:type="dxa" w:w="90"/>
+              <w:left w:type="dxa" w:w="130"/>
+              <w:bottom w:type="dxa" w:w="90"/>
+              <w:right w:type="dxa" w:w="130"/>
+            </w:tcMar>
+          </w:tcPr>
+          <w:p>
+            <w:r>
+              <w:rPr>
+                <w:rFonts w:ascii="Nunito" w:cs="Nunito" w:eastAsia="Nunito" w:hAnsi="Nunito"/>
+                <w:b w:val="false"/>
+                <w:bCs w:val="false"/>
+                <w:sz w:val="19"/>
+                <w:szCs w:val="19"/>
+              </w:rPr>
+              <w:t xml:space="preserve">Qué enseña el asesor</w:t>
+            </w:r>
+          </w:p>
+        </w:tc>
+        <w:tc>
+          <w:tcPr>
+            <w:tcW w:type="dxa" w:w="3400"/>
+            <w:tcMar>
+              <w:top w:type="dxa" w:w="90"/>
+              <w:left w:type="dxa" w:w="130"/>
+              <w:bottom w:type="dxa" w:w="90"/>
+              <w:right w:type="dxa" w:w="130"/>
+            </w:tcMar>
+          </w:tcPr>
+          <w:p>
+            <w:r>
+              <w:rPr>
+                <w:rFonts w:ascii="Nunito" w:cs="Nunito" w:eastAsia="Nunito" w:hAnsi="Nunito"/>
+                <w:b w:val="false"/>
+                <w:bCs w:val="false"/>
+                <w:sz w:val="19"/>
+                <w:szCs w:val="19"/>
+              </w:rPr>
+              <w:t xml:space="preserve">Nada</w:t>
+            </w:r>
+          </w:p>
+        </w:tc>
+        <w:tc>
+          <w:tcPr>
+            <w:tcW w:type="dxa" w:w="3800"/>
+            <w:tcMar>
+              <w:top w:type="dxa" w:w="90"/>
+              <w:left w:type="dxa" w:w="130"/>
+              <w:bottom w:type="dxa" w:w="90"/>
+              <w:right w:type="dxa" w:w="130"/>
+            </w:tcMar>
+          </w:tcPr>
+          <w:p>
+            <w:r>
+              <w:rPr>
+                <w:rFonts w:ascii="Nunito" w:cs="Nunito" w:eastAsia="Nunito" w:hAnsi="Nunito"/>
+                <w:b w:val="false"/>
+                <w:bCs w:val="false"/>
+                <w:sz w:val="19"/>
+                <w:szCs w:val="19"/>
+              </w:rPr>
+              <w:t xml:space="preserve">Un </w:t>
+            </w:r>
+            <w:r>
+              <w:rPr>
+                <w:rFonts w:ascii="Nunito" w:cs="Nunito" w:eastAsia="Nunito" w:hAnsi="Nunito"/>
+                <w:b/>
+                <w:bCs/>
+                <w:sz w:val="19"/>
+                <w:szCs w:val="19"/>
+              </w:rPr>
+              <w:t xml:space="preserve">panel con las 20 respuestas</w:t>
+            </w:r>
+            <w:r>
+              <w:rPr>
+                <w:rFonts w:ascii="Nunito" w:cs="Nunito" w:eastAsia="Nunito" w:hAnsi="Nunito"/>
+                <w:b w:val="false"/>
+                <w:bCs w:val="false"/>
+                <w:sz w:val="19"/>
+                <w:szCs w:val="19"/>
+              </w:rPr>
+              <w:t xml:space="preserve">, en la cita</w:t>
+            </w:r>
+          </w:p>
+        </w:tc>
+      </w:tr>
     </w:tbl>
     <w:p>
       <w:pPr>
@@ -874,7 +965,7 @@
           <w:sz w:val="21"/>
           <w:szCs w:val="21"/>
         </w:rPr>
-        <w:t xml:space="preserve">. Ve que el diagnóstico está completo, que ya tenemos su perfil, y que su asesor se lo entrega en la cita.</w:t>
+        <w:t xml:space="preserve">. Ve que el diagnóstico está completo, que ya tenemos su perfil, y que su asesor se lo entrega en la cita. El panel del paso 5 existe, está listo y es suyo —pero se abre en la llamada.</w:t>
       </w:r>
     </w:p>
     <w:p>
@@ -1022,7 +1113,7 @@
           <w:sz w:val="21"/>
           <w:szCs w:val="21"/>
         </w:rPr>
-        <w:t xml:space="preserve">. Seis campos, todos sobre el objeto </w:t>
+        <w:t xml:space="preserve">. Siete campos, todos sobre el objeto </w:t>
       </w:r>
       <w:r>
         <w:rPr>
@@ -1446,6 +1537,87 @@
                 <w:sz w:val="19"/>
                 <w:szCs w:val="19"/>
               </w:rPr>
+              <w:t xml:space="preserve">Enlace del resultado</w:t>
+            </w:r>
+          </w:p>
+        </w:tc>
+        <w:tc>
+          <w:tcPr>
+            <w:tcW w:type="dxa" w:w="3200"/>
+            <w:tcMar>
+              <w:top w:type="dxa" w:w="90"/>
+              <w:left w:type="dxa" w:w="130"/>
+              <w:bottom w:type="dxa" w:w="90"/>
+              <w:right w:type="dxa" w:w="130"/>
+            </w:tcMar>
+          </w:tcPr>
+          <w:p>
+            <w:r>
+              <w:rPr>
+                <w:rFonts w:ascii="Nunito" w:cs="Nunito" w:eastAsia="Nunito" w:hAnsi="Nunito"/>
+                <w:b w:val="false"/>
+                <w:bCs w:val="false"/>
+                <w:sz w:val="19"/>
+                <w:szCs w:val="19"/>
+              </w:rPr>
+              <w:t xml:space="preserve">enlace_resultado</w:t>
+            </w:r>
+          </w:p>
+        </w:tc>
+        <w:tc>
+          <w:tcPr>
+            <w:tcW w:type="dxa" w:w="2800"/>
+            <w:tcMar>
+              <w:top w:type="dxa" w:w="90"/>
+              <w:left w:type="dxa" w:w="130"/>
+              <w:bottom w:type="dxa" w:w="90"/>
+              <w:right w:type="dxa" w:w="130"/>
+            </w:tcMar>
+          </w:tcPr>
+          <w:p>
+            <w:r>
+              <w:rPr>
+                <w:rFonts w:ascii="Nunito" w:cs="Nunito" w:eastAsia="Nunito" w:hAnsi="Nunito"/>
+                <w:b/>
+                <w:bCs/>
+                <w:sz w:val="19"/>
+                <w:szCs w:val="19"/>
+              </w:rPr>
+              <w:t xml:space="preserve">URL</w:t>
+            </w:r>
+            <w:r>
+              <w:rPr>
+                <w:rFonts w:ascii="Nunito" w:cs="Nunito" w:eastAsia="Nunito" w:hAnsi="Nunito"/>
+                <w:b w:val="false"/>
+                <w:bCs w:val="false"/>
+                <w:sz w:val="19"/>
+                <w:szCs w:val="19"/>
+              </w:rPr>
+              <w:t xml:space="preserve"> (o texto de una línea)</w:t>
+            </w:r>
+          </w:p>
+        </w:tc>
+      </w:tr>
+      <w:tr>
+        <w:tc>
+          <w:tcPr>
+            <w:tcW w:type="dxa" w:w="3200"/>
+            <w:tcMar>
+              <w:top w:type="dxa" w:w="90"/>
+              <w:left w:type="dxa" w:w="130"/>
+              <w:bottom w:type="dxa" w:w="90"/>
+              <w:right w:type="dxa" w:w="130"/>
+            </w:tcMar>
+          </w:tcPr>
+          <w:p>
+            <w:r>
+              <w:rPr>
+                <w:rFonts w:ascii="Nunito" w:cs="Nunito" w:eastAsia="Nunito" w:hAnsi="Nunito"/>
+                <w:b w:val="false"/>
+                <w:bCs w:val="false"/>
+                <w:sz w:val="19"/>
+                <w:szCs w:val="19"/>
+              </w:rPr>
               <w:t xml:space="preserve">Detalle del diagnóstico</w:t>
             </w:r>
           </w:p>
@@ -1653,7 +1825,7 @@
           <w:sz w:val="21"/>
           <w:szCs w:val="21"/>
         </w:rPr>
-        <w:t xml:space="preserve">Añade los seis campos del paso 1, </w:t>
+        <w:t xml:space="preserve">Añade los siete campos del paso 1, </w:t>
       </w:r>
       <w:r>
         <w:rPr>
@@ -1882,7 +2054,7 @@
           <w:sz w:val="32"/>
           <w:szCs w:val="32"/>
         </w:rPr>
-        <w:t xml:space="preserve">PASO 4 · Dónde lo lee el asesor</w:t>
+        <w:t xml:space="preserve">PASO 4 · Lo que el asesor lee antes de llamar</w:t>
       </w:r>
     </w:p>
     <w:p>
@@ -1947,7 +2119,7 @@
           <w:sz w:val="21"/>
           <w:szCs w:val="21"/>
         </w:rPr>
-        <w:t xml:space="preserve">Esa frase es el resumen operativo: nivel, de dónde viene y por dónde entrar. Todo lo demás es el respaldo por si la conversación lo pide.</w:t>
+        <w:t xml:space="preserve">Esa frase es el resumen operativo: nivel, de dónde viene y por dónde entrar. Se lee en diez segundos, antes de marcar.</w:t>
       </w:r>
     </w:p>
     <w:p>
@@ -1989,7 +2161,7 @@
           <w:sz w:val="32"/>
           <w:szCs w:val="32"/>
         </w:rPr>
-        <w:t xml:space="preserve">Comprobar antes de darlo por hecho</w:t>
+        <w:t xml:space="preserve">PASO 5 · El panel que el asesor ENSEÑA en la llamada</w:t>
       </w:r>
     </w:p>
     <w:p>
@@ -2004,27 +2176,96 @@
           <w:sz w:val="21"/>
           <w:szCs w:val="21"/>
         </w:rPr>
-        <w:t xml:space="preserve">No basta con que el test cargue. Hay que verificar que </w:t>
-      </w:r>
-      <w:r>
-        <w:rPr>
-          <w:rFonts w:ascii="Nunito" w:cs="Nunito" w:eastAsia="Nunito" w:hAnsi="Nunito"/>
-          <w:b/>
-          <w:bCs/>
-          <w:sz w:val="21"/>
-          <w:szCs w:val="21"/>
-        </w:rPr>
-        <w:t xml:space="preserve">el dato llega</w:t>
-      </w:r>
-      <w:r>
-        <w:rPr>
-          <w:rFonts w:ascii="Nunito" w:cs="Nunito" w:eastAsia="Nunito" w:hAnsi="Nunito"/>
-          <w:b w:val="false"/>
-          <w:bCs w:val="false"/>
-          <w:sz w:val="21"/>
-          <w:szCs w:val="21"/>
-        </w:rPr>
-        <w:t xml:space="preserve">:</w:t>
+        <w:t xml:space="preserve">Decir «eres Coordinador BIM» y </w:t>
+      </w:r>
+      <w:r>
+        <w:rPr>
+          <w:rFonts w:ascii="Nunito" w:cs="Nunito" w:eastAsia="Nunito" w:hAnsi="Nunito"/>
+          <w:b/>
+          <w:bCs/>
+          <w:sz w:val="21"/>
+          <w:szCs w:val="21"/>
+        </w:rPr>
+        <w:t xml:space="preserve">enseñarlo</w:t>
+      </w:r>
+      <w:r>
+        <w:rPr>
+          <w:rFonts w:ascii="Nunito" w:cs="Nunito" w:eastAsia="Nunito" w:hAnsi="Nunito"/>
+          <w:b w:val="false"/>
+          <w:bCs w:val="false"/>
+          <w:sz w:val="21"/>
+          <w:szCs w:val="21"/>
+        </w:rPr>
+        <w:t xml:space="preserve"> no pesan lo mismo. Por eso el contacto guarda además un campo </w:t>
+      </w:r>
+      <w:r>
+        <w:rPr>
+          <w:rFonts w:ascii="Nunito" w:cs="Nunito" w:eastAsia="Nunito" w:hAnsi="Nunito"/>
+          <w:b/>
+          <w:bCs/>
+          <w:sz w:val="21"/>
+          <w:szCs w:val="21"/>
+        </w:rPr>
+        <w:t xml:space="preserve">enlace_resultado</w:t>
+      </w:r>
+      <w:r>
+        <w:rPr>
+          <w:rFonts w:ascii="Nunito" w:cs="Nunito" w:eastAsia="Nunito" w:hAnsi="Nunito"/>
+          <w:b w:val="false"/>
+          <w:bCs w:val="false"/>
+          <w:sz w:val="21"/>
+          <w:szCs w:val="21"/>
+        </w:rPr>
+        <w:t xml:space="preserve"> con una dirección como esta:</w:t>
+      </w:r>
+    </w:p>
+    <w:p>
+      <w:pPr>
+        <w:shd w:fill="EEF2F6" w:val="clear"/>
+        <w:spacing w:after="130" w:before="100"/>
+      </w:pPr>
+      <w:r>
+        <w:rPr>
+          <w:rFonts w:ascii="Consolas" w:cs="Consolas" w:eastAsia="Consolas" w:hAnsi="Consolas"/>
+          <w:sz w:val="18"/>
+          <w:szCs w:val="18"/>
+        </w:rPr>
+        <w:t xml:space="preserve">.../test-master-bim/resultado.html?r=33333322110000332110&amp;n=Andrea</w:t>
+      </w:r>
+    </w:p>
+    <w:p>
+      <w:pPr>
+        <w:spacing w:after="110"/>
+      </w:pPr>
+      <w:r>
+        <w:rPr>
+          <w:rFonts w:ascii="Nunito" w:cs="Nunito" w:eastAsia="Nunito" w:hAnsi="Nunito"/>
+          <w:b w:val="false"/>
+          <w:bCs w:val="false"/>
+          <w:sz w:val="21"/>
+          <w:szCs w:val="21"/>
+        </w:rPr>
+        <w:t xml:space="preserve">El asesor le da clic </w:t>
+      </w:r>
+      <w:r>
+        <w:rPr>
+          <w:rFonts w:ascii="Nunito" w:cs="Nunito" w:eastAsia="Nunito" w:hAnsi="Nunito"/>
+          <w:b/>
+          <w:bCs/>
+          <w:sz w:val="21"/>
+          <w:szCs w:val="21"/>
+        </w:rPr>
+        <w:t xml:space="preserve">durante la llamada</w:t>
+      </w:r>
+      <w:r>
+        <w:rPr>
+          <w:rFonts w:ascii="Nunito" w:cs="Nunito" w:eastAsia="Nunito" w:hAnsi="Nunito"/>
+          <w:b w:val="false"/>
+          <w:bCs w:val="false"/>
+          <w:sz w:val="21"/>
+          <w:szCs w:val="21"/>
+        </w:rPr>
+        <w:t xml:space="preserve"> y comparte pantalla. El panel abre con el nombre de la persona y muestra, en este orden:</w:t>
       </w:r>
     </w:p>
     <w:p>
@@ -2039,32 +2280,22 @@
       <w:r>
         <w:rPr>
           <w:rFonts w:ascii="Nunito" w:cs="Nunito" w:eastAsia="Nunito" w:hAnsi="Nunito"/>
-          <w:b w:val="false"/>
-          <w:bCs w:val="false"/>
-          <w:sz w:val="21"/>
-          <w:szCs w:val="21"/>
-        </w:rPr>
-        <w:t xml:space="preserve">Abre el link </w:t>
-      </w:r>
-      <w:r>
-        <w:rPr>
-          <w:rFonts w:ascii="Nunito" w:cs="Nunito" w:eastAsia="Nunito" w:hAnsi="Nunito"/>
-          <w:b/>
-          <w:bCs/>
-          <w:sz w:val="21"/>
-          <w:szCs w:val="21"/>
-        </w:rPr>
-        <w:t xml:space="preserve">con un cid real</w:t>
-      </w:r>
-      <w:r>
-        <w:rPr>
-          <w:rFonts w:ascii="Nunito" w:cs="Nunito" w:eastAsia="Nunito" w:hAnsi="Nunito"/>
-          <w:b w:val="false"/>
-          <w:bCs w:val="false"/>
-          <w:sz w:val="21"/>
-          <w:szCs w:val="21"/>
-        </w:rPr>
-        <w:t xml:space="preserve"> de un contacto de prueba tuyo.</w:t>
+          <w:b/>
+          <w:bCs/>
+          <w:sz w:val="21"/>
+          <w:szCs w:val="21"/>
+        </w:rPr>
+        <w:t xml:space="preserve">Su nivel</w:t>
+      </w:r>
+      <w:r>
+        <w:rPr>
+          <w:rFonts w:ascii="Nunito" w:cs="Nunito" w:eastAsia="Nunito" w:hAnsi="Nunito"/>
+          <w:b w:val="false"/>
+          <w:bCs w:val="false"/>
+          <w:sz w:val="21"/>
+          <w:szCs w:val="21"/>
+        </w:rPr>
+        <w:t xml:space="preserve">, con el perfil técnico y el código de diagnóstico.</w:t>
       </w:r>
     </w:p>
     <w:p>
@@ -2079,12 +2310,22 @@
       <w:r>
         <w:rPr>
           <w:rFonts w:ascii="Nunito" w:cs="Nunito" w:eastAsia="Nunito" w:hAnsi="Nunito"/>
-          <w:b w:val="false"/>
-          <w:bCs w:val="false"/>
-          <w:sz w:val="21"/>
-          <w:szCs w:val="21"/>
-        </w:rPr>
-        <w:t xml:space="preserve">Responde las 20 preguntas de cualquier forma.</w:t>
+          <w:b/>
+          <w:bCs/>
+          <w:sz w:val="21"/>
+          <w:szCs w:val="21"/>
+        </w:rPr>
+        <w:t xml:space="preserve">La escalera de los cuatro niveles</w:t>
+      </w:r>
+      <w:r>
+        <w:rPr>
+          <w:rFonts w:ascii="Nunito" w:cs="Nunito" w:eastAsia="Nunito" w:hAnsi="Nunito"/>
+          <w:b w:val="false"/>
+          <w:bCs w:val="false"/>
+          <w:sz w:val="21"/>
+          <w:szCs w:val="21"/>
+        </w:rPr>
+        <w:t xml:space="preserve">, con el porcentaje de cada uno y cuál es el siguiente escalón.</w:t>
       </w:r>
     </w:p>
     <w:p>
@@ -2099,12 +2340,22 @@
       <w:r>
         <w:rPr>
           <w:rFonts w:ascii="Nunito" w:cs="Nunito" w:eastAsia="Nunito" w:hAnsi="Nunito"/>
-          <w:b w:val="false"/>
-          <w:bCs w:val="false"/>
-          <w:sz w:val="21"/>
-          <w:szCs w:val="21"/>
-        </w:rPr>
-        <w:t xml:space="preserve">Al terminar debe decir «Listo. Tu asesor ya lo tiene.»</w:t>
+          <w:b/>
+          <w:bCs/>
+          <w:sz w:val="21"/>
+          <w:szCs w:val="21"/>
+        </w:rPr>
+        <w:t xml:space="preserve">Los dos ejes técnicos</w:t>
+      </w:r>
+      <w:r>
+        <w:rPr>
+          <w:rFonts w:ascii="Nunito" w:cs="Nunito" w:eastAsia="Nunito" w:hAnsi="Nunito"/>
+          <w:b w:val="false"/>
+          <w:bCs w:val="false"/>
+          <w:sz w:val="21"/>
+          <w:szCs w:val="21"/>
+        </w:rPr>
+        <w:t xml:space="preserve"> —estructural y arquitectura— con su barra.</w:t>
       </w:r>
     </w:p>
     <w:p>
@@ -2124,68 +2375,17 @@
           <w:sz w:val="21"/>
           <w:szCs w:val="21"/>
         </w:rPr>
-        <w:t xml:space="preserve">Abre ese contacto en el CRM</w:t>
-      </w:r>
-      <w:r>
-        <w:rPr>
-          <w:rFonts w:ascii="Nunito" w:cs="Nunito" w:eastAsia="Nunito" w:hAnsi="Nunito"/>
-          <w:b w:val="false"/>
-          <w:bCs w:val="false"/>
-          <w:sz w:val="21"/>
-          <w:szCs w:val="21"/>
-        </w:rPr>
-        <w:t xml:space="preserve"> y comprueba que los seis campos se llenaron.</w:t>
-      </w:r>
-    </w:p>
-    <w:p>
-      <w:pPr>
-        <w:pBdr>
-          <w:left w:val="single" w:color="A33B2A" w:sz="20" w:space="10"/>
-        </w:pBdr>
-        <w:shd w:fill="F7E5E2" w:val="clear"/>
-        <w:spacing w:after="170" w:before="150"/>
-      </w:pPr>
-      <w:r>
-        <w:rPr>
-          <w:rFonts w:ascii="Nunito" w:cs="Nunito" w:eastAsia="Nunito" w:hAnsi="Nunito"/>
-          <w:b w:val="false"/>
-          <w:bCs w:val="false"/>
-          <w:color w:val="A33B2A"/>
-          <w:sz w:val="21"/>
-          <w:szCs w:val="21"/>
-        </w:rPr>
-        <w:t xml:space="preserve">El paso 4 es el que de verdad importa. Los pasos 1 a 3 pueden salir bien y el dato no haber llegado.</w:t>
-      </w:r>
-    </w:p>
-    <w:p>
-      <w:pPr>
-        <w:spacing w:after="100" w:before="270"/>
-      </w:pPr>
-      <w:r>
-        <w:rPr>
-          <w:rFonts w:ascii="Overpass" w:cs="Overpass" w:eastAsia="Overpass" w:hAnsi="Overpass"/>
-          <w:b/>
-          <w:bCs/>
-          <w:color w:val="C96A1C"/>
-          <w:sz w:val="25"/>
-          <w:szCs w:val="25"/>
-        </w:rPr>
-        <w:t xml:space="preserve">Si los campos llegan vacíos</w:t>
-      </w:r>
-    </w:p>
-    <w:p>
-      <w:pPr>
-        <w:spacing w:after="110"/>
-      </w:pPr>
-      <w:r>
-        <w:rPr>
-          <w:rFonts w:ascii="Nunito" w:cs="Nunito" w:eastAsia="Nunito" w:hAnsi="Nunito"/>
-          <w:b w:val="false"/>
-          <w:bCs w:val="false"/>
-          <w:sz w:val="21"/>
-          <w:szCs w:val="21"/>
-        </w:rPr>
-        <w:t xml:space="preserve">Quiere decir que el formulario no está tomando los valores de la dirección. Dos cosas que revisar, en este orden:</w:t>
+        <w:t xml:space="preserve">El módulo por el que debería entrar</w:t>
+      </w:r>
+      <w:r>
+        <w:rPr>
+          <w:rFonts w:ascii="Nunito" w:cs="Nunito" w:eastAsia="Nunito" w:hAnsi="Nunito"/>
+          <w:b w:val="false"/>
+          <w:bCs w:val="false"/>
+          <w:sz w:val="21"/>
+          <w:szCs w:val="21"/>
+        </w:rPr>
+        <w:t xml:space="preserve">, con la microcredencial que da.</w:t>
       </w:r>
     </w:p>
     <w:p>
@@ -2205,17 +2405,159 @@
           <w:sz w:val="21"/>
           <w:szCs w:val="21"/>
         </w:rPr>
-        <w:t xml:space="preserve">Que las claves coincidan</w:t>
-      </w:r>
-      <w:r>
-        <w:rPr>
-          <w:rFonts w:ascii="Nunito" w:cs="Nunito" w:eastAsia="Nunito" w:hAnsi="Nunito"/>
-          <w:b w:val="false"/>
-          <w:bCs w:val="false"/>
-          <w:sz w:val="21"/>
-          <w:szCs w:val="21"/>
-        </w:rPr>
-        <w:t xml:space="preserve"> exactamente entre CFG.CAMPOS y las claves reales en el CRM. Es la causa más frecuente.</w:t>
+        <w:t xml:space="preserve">Las 20 respuestas, una por una</w:t>
+      </w:r>
+      <w:r>
+        <w:rPr>
+          <w:rFonts w:ascii="Nunito" w:cs="Nunito" w:eastAsia="Nunito" w:hAnsi="Nunito"/>
+          <w:b w:val="false"/>
+          <w:bCs w:val="false"/>
+          <w:sz w:val="21"/>
+          <w:szCs w:val="21"/>
+        </w:rPr>
+        <w:t xml:space="preserve">, con lo que contestó en cada competencia.</w:t>
+      </w:r>
+    </w:p>
+    <w:p>
+      <w:pPr>
+        <w:pBdr>
+          <w:left w:val="single" w:color="1E7A55" w:sz="20" w:space="10"/>
+        </w:pBdr>
+        <w:shd w:fill="E2F0E9" w:val="clear"/>
+        <w:spacing w:after="170" w:before="150"/>
+      </w:pPr>
+      <w:r>
+        <w:rPr>
+          <w:rFonts w:ascii="Nunito" w:cs="Nunito" w:eastAsia="Nunito" w:hAnsi="Nunito"/>
+          <w:b w:val="false"/>
+          <w:bCs w:val="false"/>
+          <w:color w:val="1E7A55"/>
+          <w:sz w:val="21"/>
+          <w:szCs w:val="21"/>
+        </w:rPr>
+        <w:t xml:space="preserve">Ese último bloque es el que sostiene la conversación. Cuando alguien dice «yo ya sé coordinar», el asesor no discute: baja a la pregunta, le enseña que en «llevo el flujo de información del proyecto» contestó lo hago con ayuda, y la objeción se cae sola. Es la propia respuesta de la persona, no una opinión del vendedor.</w:t>
+      </w:r>
+    </w:p>
+    <w:p>
+      <w:pPr>
+        <w:spacing w:after="110"/>
+      </w:pPr>
+      <w:r>
+        <w:rPr>
+          <w:rFonts w:ascii="Nunito" w:cs="Nunito" w:eastAsia="Nunito" w:hAnsi="Nunito"/>
+          <w:b/>
+          <w:bCs/>
+          <w:sz w:val="21"/>
+          <w:szCs w:val="21"/>
+        </w:rPr>
+        <w:t xml:space="preserve">Cómo funciona el enlace.</w:t>
+      </w:r>
+      <w:r>
+        <w:rPr>
+          <w:rFonts w:ascii="Nunito" w:cs="Nunito" w:eastAsia="Nunito" w:hAnsi="Nunito"/>
+          <w:b w:val="false"/>
+          <w:bCs w:val="false"/>
+          <w:sz w:val="21"/>
+          <w:szCs w:val="21"/>
+        </w:rPr>
+        <w:t xml:space="preserve"> Las 20 respuestas van dentro de la dirección, en esos 20 dígitos del ?r=. No hay base de datos detrás: el enlace no caduca, no se puede quedar huérfano, y si mañana cambiamos de CRM sigue abriendo igual. Cada dígito es una pregunta y vale de 0 a 3.</w:t>
+      </w:r>
+    </w:p>
+    <w:p>
+      <w:pPr>
+        <w:spacing w:after="110"/>
+      </w:pPr>
+      <w:r>
+        <w:rPr>
+          <w:rFonts w:ascii="Nunito" w:cs="Nunito" w:eastAsia="Nunito" w:hAnsi="Nunito"/>
+          <w:b/>
+          <w:bCs/>
+          <w:sz w:val="21"/>
+          <w:szCs w:val="21"/>
+        </w:rPr>
+        <w:t xml:space="preserve">En el panel no hay nada interno.</w:t>
+      </w:r>
+      <w:r>
+        <w:rPr>
+          <w:rFonts w:ascii="Nunito" w:cs="Nunito" w:eastAsia="Nunito" w:hAnsi="Nunito"/>
+          <w:b w:val="false"/>
+          <w:bCs w:val="false"/>
+          <w:sz w:val="21"/>
+          <w:szCs w:val="21"/>
+        </w:rPr>
+        <w:t xml:space="preserve"> Ni precios, ni notas del vendedor, ni puntajes crudos. Está pensado para verlo con el cliente delante, así que el asesor puede compartir pantalla sin revisar antes qué sale.</w:t>
+      </w:r>
+    </w:p>
+    <w:p>
+      <w:pPr>
+        <w:pBdr>
+          <w:left w:val="single" w:color="A33B2A" w:sz="20" w:space="10"/>
+        </w:pBdr>
+        <w:shd w:fill="F7E5E2" w:val="clear"/>
+        <w:spacing w:after="170" w:before="150"/>
+      </w:pPr>
+      <w:r>
+        <w:rPr>
+          <w:rFonts w:ascii="Nunito" w:cs="Nunito" w:eastAsia="Nunito" w:hAnsi="Nunito"/>
+          <w:b w:val="false"/>
+          <w:bCs w:val="false"/>
+          <w:color w:val="A33B2A"/>
+          <w:sz w:val="21"/>
+          <w:szCs w:val="21"/>
+        </w:rPr>
+        <w:t xml:space="preserve">El enlace NO se manda por WhatsApp antes de la cita. Es lo que se recoge en la llamada; mandarlo antes deshace la razón de haberlo guardado.</w:t>
+      </w:r>
+    </w:p>
+    <w:p>
+      <w:pPr>
+        <w:pStyle w:val="Heading1"/>
+        <w:spacing w:after="150" w:before="360"/>
+      </w:pPr>
+      <w:r>
+        <w:rPr>
+          <w:rFonts w:ascii="Overpass" w:cs="Overpass" w:eastAsia="Overpass" w:hAnsi="Overpass"/>
+          <w:b/>
+          <w:bCs/>
+          <w:color w:val="0E2438"/>
+          <w:sz w:val="32"/>
+          <w:szCs w:val="32"/>
+        </w:rPr>
+        <w:t xml:space="preserve">Comprobar antes de darlo por hecho</w:t>
+      </w:r>
+    </w:p>
+    <w:p>
+      <w:pPr>
+        <w:spacing w:after="110"/>
+      </w:pPr>
+      <w:r>
+        <w:rPr>
+          <w:rFonts w:ascii="Nunito" w:cs="Nunito" w:eastAsia="Nunito" w:hAnsi="Nunito"/>
+          <w:b w:val="false"/>
+          <w:bCs w:val="false"/>
+          <w:sz w:val="21"/>
+          <w:szCs w:val="21"/>
+        </w:rPr>
+        <w:t xml:space="preserve">No basta con que el test cargue. Hay que verificar que </w:t>
+      </w:r>
+      <w:r>
+        <w:rPr>
+          <w:rFonts w:ascii="Nunito" w:cs="Nunito" w:eastAsia="Nunito" w:hAnsi="Nunito"/>
+          <w:b/>
+          <w:bCs/>
+          <w:sz w:val="21"/>
+          <w:szCs w:val="21"/>
+        </w:rPr>
+        <w:t xml:space="preserve">el dato llega</w:t>
+      </w:r>
+      <w:r>
+        <w:rPr>
+          <w:rFonts w:ascii="Nunito" w:cs="Nunito" w:eastAsia="Nunito" w:hAnsi="Nunito"/>
+          <w:b w:val="false"/>
+          <w:bCs w:val="false"/>
+          <w:sz w:val="21"/>
+          <w:szCs w:val="21"/>
+        </w:rPr>
+        <w:t xml:space="preserve">:</w:t>
       </w:r>
     </w:p>
     <w:p>
@@ -2230,6 +2572,227 @@
       <w:r>
         <w:rPr>
           <w:rFonts w:ascii="Nunito" w:cs="Nunito" w:eastAsia="Nunito" w:hAnsi="Nunito"/>
+          <w:b w:val="false"/>
+          <w:bCs w:val="false"/>
+          <w:sz w:val="21"/>
+          <w:szCs w:val="21"/>
+        </w:rPr>
+        <w:t xml:space="preserve">Abre el link </w:t>
+      </w:r>
+      <w:r>
+        <w:rPr>
+          <w:rFonts w:ascii="Nunito" w:cs="Nunito" w:eastAsia="Nunito" w:hAnsi="Nunito"/>
+          <w:b/>
+          <w:bCs/>
+          <w:sz w:val="21"/>
+          <w:szCs w:val="21"/>
+        </w:rPr>
+        <w:t xml:space="preserve">con un cid real</w:t>
+      </w:r>
+      <w:r>
+        <w:rPr>
+          <w:rFonts w:ascii="Nunito" w:cs="Nunito" w:eastAsia="Nunito" w:hAnsi="Nunito"/>
+          <w:b w:val="false"/>
+          <w:bCs w:val="false"/>
+          <w:sz w:val="21"/>
+          <w:szCs w:val="21"/>
+        </w:rPr>
+        <w:t xml:space="preserve"> de un contacto de prueba tuyo.</w:t>
+      </w:r>
+    </w:p>
+    <w:p>
+      <w:pPr>
+        <w:pStyle w:val="ListParagraph"/>
+        <w:numPr>
+          <w:ilvl w:val="0"/>
+          <w:numId w:val="1"/>
+        </w:numPr>
+        <w:spacing w:after="70"/>
+      </w:pPr>
+      <w:r>
+        <w:rPr>
+          <w:rFonts w:ascii="Nunito" w:cs="Nunito" w:eastAsia="Nunito" w:hAnsi="Nunito"/>
+          <w:b w:val="false"/>
+          <w:bCs w:val="false"/>
+          <w:sz w:val="21"/>
+          <w:szCs w:val="21"/>
+        </w:rPr>
+        <w:t xml:space="preserve">Responde las 20 preguntas de cualquier forma.</w:t>
+      </w:r>
+    </w:p>
+    <w:p>
+      <w:pPr>
+        <w:pStyle w:val="ListParagraph"/>
+        <w:numPr>
+          <w:ilvl w:val="0"/>
+          <w:numId w:val="1"/>
+        </w:numPr>
+        <w:spacing w:after="70"/>
+      </w:pPr>
+      <w:r>
+        <w:rPr>
+          <w:rFonts w:ascii="Nunito" w:cs="Nunito" w:eastAsia="Nunito" w:hAnsi="Nunito"/>
+          <w:b w:val="false"/>
+          <w:bCs w:val="false"/>
+          <w:sz w:val="21"/>
+          <w:szCs w:val="21"/>
+        </w:rPr>
+        <w:t xml:space="preserve">Al terminar debe decir «Listo. Tu asesor ya lo tiene.»</w:t>
+      </w:r>
+    </w:p>
+    <w:p>
+      <w:pPr>
+        <w:pStyle w:val="ListParagraph"/>
+        <w:numPr>
+          <w:ilvl w:val="0"/>
+          <w:numId w:val="1"/>
+        </w:numPr>
+        <w:spacing w:after="70"/>
+      </w:pPr>
+      <w:r>
+        <w:rPr>
+          <w:rFonts w:ascii="Nunito" w:cs="Nunito" w:eastAsia="Nunito" w:hAnsi="Nunito"/>
+          <w:b/>
+          <w:bCs/>
+          <w:sz w:val="21"/>
+          <w:szCs w:val="21"/>
+        </w:rPr>
+        <w:t xml:space="preserve">Abre ese contacto en el CRM</w:t>
+      </w:r>
+      <w:r>
+        <w:rPr>
+          <w:rFonts w:ascii="Nunito" w:cs="Nunito" w:eastAsia="Nunito" w:hAnsi="Nunito"/>
+          <w:b w:val="false"/>
+          <w:bCs w:val="false"/>
+          <w:sz w:val="21"/>
+          <w:szCs w:val="21"/>
+        </w:rPr>
+        <w:t xml:space="preserve"> y comprueba que los siete campos se llenaron.</w:t>
+      </w:r>
+    </w:p>
+    <w:p>
+      <w:pPr>
+        <w:pStyle w:val="ListParagraph"/>
+        <w:numPr>
+          <w:ilvl w:val="0"/>
+          <w:numId w:val="1"/>
+        </w:numPr>
+        <w:spacing w:after="70"/>
+      </w:pPr>
+      <w:r>
+        <w:rPr>
+          <w:rFonts w:ascii="Nunito" w:cs="Nunito" w:eastAsia="Nunito" w:hAnsi="Nunito"/>
+          <w:b/>
+          <w:bCs/>
+          <w:sz w:val="21"/>
+          <w:szCs w:val="21"/>
+        </w:rPr>
+        <w:t xml:space="preserve">Haz clic en enlace_resultado.</w:t>
+      </w:r>
+      <w:r>
+        <w:rPr>
+          <w:rFonts w:ascii="Nunito" w:cs="Nunito" w:eastAsia="Nunito" w:hAnsi="Nunito"/>
+          <w:b w:val="false"/>
+          <w:bCs w:val="false"/>
+          <w:sz w:val="21"/>
+          <w:szCs w:val="21"/>
+        </w:rPr>
+        <w:t xml:space="preserve"> Tiene que abrir el panel con el nombre de la persona y las 20 respuestas que acabas de dar.</w:t>
+      </w:r>
+    </w:p>
+    <w:p>
+      <w:pPr>
+        <w:pBdr>
+          <w:left w:val="single" w:color="A33B2A" w:sz="20" w:space="10"/>
+        </w:pBdr>
+        <w:shd w:fill="F7E5E2" w:val="clear"/>
+        <w:spacing w:after="170" w:before="150"/>
+      </w:pPr>
+      <w:r>
+        <w:rPr>
+          <w:rFonts w:ascii="Nunito" w:cs="Nunito" w:eastAsia="Nunito" w:hAnsi="Nunito"/>
+          <w:b w:val="false"/>
+          <w:bCs w:val="false"/>
+          <w:color w:val="A33B2A"/>
+          <w:sz w:val="21"/>
+          <w:szCs w:val="21"/>
+        </w:rPr>
+        <w:t xml:space="preserve">Los pasos 4 y 5 son los que de verdad importan. Los pasos 1 a 3 pueden salir bien y el dato no haber llegado a ninguna parte.</w:t>
+      </w:r>
+    </w:p>
+    <w:p>
+      <w:pPr>
+        <w:spacing w:after="100" w:before="270"/>
+      </w:pPr>
+      <w:r>
+        <w:rPr>
+          <w:rFonts w:ascii="Overpass" w:cs="Overpass" w:eastAsia="Overpass" w:hAnsi="Overpass"/>
+          <w:b/>
+          <w:bCs/>
+          <w:color w:val="C96A1C"/>
+          <w:sz w:val="25"/>
+          <w:szCs w:val="25"/>
+        </w:rPr>
+        <w:t xml:space="preserve">Si los campos llegan vacíos</w:t>
+      </w:r>
+    </w:p>
+    <w:p>
+      <w:pPr>
+        <w:spacing w:after="110"/>
+      </w:pPr>
+      <w:r>
+        <w:rPr>
+          <w:rFonts w:ascii="Nunito" w:cs="Nunito" w:eastAsia="Nunito" w:hAnsi="Nunito"/>
+          <w:b w:val="false"/>
+          <w:bCs w:val="false"/>
+          <w:sz w:val="21"/>
+          <w:szCs w:val="21"/>
+        </w:rPr>
+        <w:t xml:space="preserve">Quiere decir que el formulario no está tomando los valores de la dirección. Dos cosas que revisar, en este orden:</w:t>
+      </w:r>
+    </w:p>
+    <w:p>
+      <w:pPr>
+        <w:pStyle w:val="ListParagraph"/>
+        <w:numPr>
+          <w:ilvl w:val="0"/>
+          <w:numId w:val="1"/>
+        </w:numPr>
+        <w:spacing w:after="70"/>
+      </w:pPr>
+      <w:r>
+        <w:rPr>
+          <w:rFonts w:ascii="Nunito" w:cs="Nunito" w:eastAsia="Nunito" w:hAnsi="Nunito"/>
+          <w:b/>
+          <w:bCs/>
+          <w:sz w:val="21"/>
+          <w:szCs w:val="21"/>
+        </w:rPr>
+        <w:t xml:space="preserve">Que las claves coincidan</w:t>
+      </w:r>
+      <w:r>
+        <w:rPr>
+          <w:rFonts w:ascii="Nunito" w:cs="Nunito" w:eastAsia="Nunito" w:hAnsi="Nunito"/>
+          <w:b w:val="false"/>
+          <w:bCs w:val="false"/>
+          <w:sz w:val="21"/>
+          <w:szCs w:val="21"/>
+        </w:rPr>
+        <w:t xml:space="preserve"> exactamente entre CFG.CAMPOS y las claves reales en el CRM. Es la causa más frecuente.</w:t>
+      </w:r>
+    </w:p>
+    <w:p>
+      <w:pPr>
+        <w:pStyle w:val="ListParagraph"/>
+        <w:numPr>
+          <w:ilvl w:val="0"/>
+          <w:numId w:val="1"/>
+        </w:numPr>
+        <w:spacing w:after="70"/>
+      </w:pPr>
+      <w:r>
+        <w:rPr>
+          <w:rFonts w:ascii="Nunito" w:cs="Nunito" w:eastAsia="Nunito" w:hAnsi="Nunito"/>
           <w:b/>
           <w:bCs/>
           <w:sz w:val="21"/>
@@ -2322,7 +2885,7 @@
           <w:sz w:val="21"/>
           <w:szCs w:val="21"/>
         </w:rPr>
-        <w:t xml:space="preserve"> El test calcula el nivel, el perfil técnico y el módulo por el que debería entrar. Todo eso lo entrega el asesor.</w:t>
+        <w:t xml:space="preserve"> El test calcula el nivel, el perfil técnico y el módulo por el que debería entrar. Todo eso lo entrega el asesor, enseñando el panel.</w:t>
       </w:r>
     </w:p>
     <w:p>
